--- a/webapp/templates/word/Contrato_Aprendizaje_Lectivo.docx
+++ b/webapp/templates/word/Contrato_Aprendizaje_Lectivo.docx
@@ -1,6 +1,6 @@
 
 <file path=word/document.xml><?xml version="1.0" encoding="utf-8"?>
-<w:document xmlns:wpc="http://schemas.microsoft.com/office/word/2010/wordprocessingCanvas" xmlns:cx="http://schemas.microsoft.com/office/drawing/2014/chartex" xmlns:cx1="http://schemas.microsoft.com/office/drawing/2015/9/8/chartex" xmlns:cx2="http://schemas.microsoft.com/office/drawing/2015/10/21/chartex" xmlns:cx3="http://schemas.microsoft.com/office/drawing/2016/5/9/chartex" xmlns:cx4="http://schemas.microsoft.com/office/drawing/2016/5/10/chartex" xmlns:cx5="http://schemas.microsoft.com/office/drawing/2016/5/11/chartex" xmlns:cx6="http://schemas.microsoft.com/office/drawing/2016/5/12/chartex" xmlns:cx7="http://schemas.microsoft.com/office/drawing/2016/5/13/chartex" xmlns:cx8="http://schemas.microsoft.com/office/drawing/2016/5/14/chartex" xmlns:mc="http://schemas.openxmlformats.org/markup-compatibility/2006" xmlns:aink="http://schemas.microsoft.com/office/drawing/2016/ink" xmlns:am3d="http://schemas.microsoft.com/office/drawing/2017/model3d" xmlns:o="urn:schemas-microsoft-com:office:office" xmlns:r="http://schemas.openxmlformats.org/officeDocument/2006/relationships" xmlns:m="http://schemas.openxmlformats.org/officeDocument/2006/math" xmlns:v="urn:schemas-microsoft-com:vml" xmlns:wp14="http://schemas.microsoft.com/office/word/2010/wordprocessingDrawing" xmlns:wp="http://schemas.openxmlformats.org/drawingml/2006/wordprocessingDrawing" xmlns:w10="urn:schemas-microsoft-com:office:word" xmlns:w="http://schemas.openxmlformats.org/wordprocessingml/2006/main" xmlns:w14="http://schemas.microsoft.com/office/word/2010/wordml" xmlns:w15="http://schemas.microsoft.com/office/word/2012/wordml" xmlns:w16cex="http://schemas.microsoft.com/office/word/2018/wordml/cex" xmlns:w16cid="http://schemas.microsoft.com/office/word/2016/wordml/cid" xmlns:w16="http://schemas.microsoft.com/office/word/2018/wordml" xmlns:w16sdtdh="http://schemas.microsoft.com/office/word/2020/wordml/sdtdatahash" xmlns:w16se="http://schemas.microsoft.com/office/word/2015/wordml/symex" xmlns:wpg="http://schemas.microsoft.com/office/word/2010/wordprocessingGroup" xmlns:wpi="http://schemas.microsoft.com/office/word/2010/wordprocessingInk" xmlns:wne="http://schemas.microsoft.com/office/word/2006/wordml" xmlns:wps="http://schemas.microsoft.com/office/word/2010/wordprocessingShape" mc:Ignorable="w14 w15 w16se w16cid w16 w16cex w16sdtdh wp14">
+<w:document xmlns:wpc="http://schemas.microsoft.com/office/word/2010/wordprocessingCanvas" xmlns:cx="http://schemas.microsoft.com/office/drawing/2014/chartex" xmlns:cx1="http://schemas.microsoft.com/office/drawing/2015/9/8/chartex" xmlns:cx2="http://schemas.microsoft.com/office/drawing/2015/10/21/chartex" xmlns:cx3="http://schemas.microsoft.com/office/drawing/2016/5/9/chartex" xmlns:cx4="http://schemas.microsoft.com/office/drawing/2016/5/10/chartex" xmlns:cx5="http://schemas.microsoft.com/office/drawing/2016/5/11/chartex" xmlns:cx6="http://schemas.microsoft.com/office/drawing/2016/5/12/chartex" xmlns:cx7="http://schemas.microsoft.com/office/drawing/2016/5/13/chartex" xmlns:cx8="http://schemas.microsoft.com/office/drawing/2016/5/14/chartex" xmlns:mc="http://schemas.openxmlformats.org/markup-compatibility/2006" xmlns:aink="http://schemas.microsoft.com/office/drawing/2016/ink" xmlns:am3d="http://schemas.microsoft.com/office/drawing/2017/model3d" xmlns:o="urn:schemas-microsoft-com:office:office" xmlns:oel="http://schemas.microsoft.com/office/2019/extlst" xmlns:r="http://schemas.openxmlformats.org/officeDocument/2006/relationships" xmlns:m="http://schemas.openxmlformats.org/officeDocument/2006/math" xmlns:v="urn:schemas-microsoft-com:vml" xmlns:wp14="http://schemas.microsoft.com/office/word/2010/wordprocessingDrawing" xmlns:wp="http://schemas.openxmlformats.org/drawingml/2006/wordprocessingDrawing" xmlns:w10="urn:schemas-microsoft-com:office:word" xmlns:w="http://schemas.openxmlformats.org/wordprocessingml/2006/main" xmlns:w14="http://schemas.microsoft.com/office/word/2010/wordml" xmlns:w15="http://schemas.microsoft.com/office/word/2012/wordml" xmlns:w16cex="http://schemas.microsoft.com/office/word/2018/wordml/cex" xmlns:w16cid="http://schemas.microsoft.com/office/word/2016/wordml/cid" xmlns:w16="http://schemas.microsoft.com/office/word/2018/wordml" xmlns:w16sdtdh="http://schemas.microsoft.com/office/word/2020/wordml/sdtdatahash" xmlns:w16se="http://schemas.microsoft.com/office/word/2015/wordml/symex" xmlns:wpg="http://schemas.microsoft.com/office/word/2010/wordprocessingGroup" xmlns:wpi="http://schemas.microsoft.com/office/word/2010/wordprocessingInk" xmlns:wne="http://schemas.microsoft.com/office/word/2006/wordml" xmlns:wps="http://schemas.microsoft.com/office/word/2010/wordprocessingShape" mc:Ignorable="w14 w15 w16se w16cid w16 w16cex w16sdtdh wp14">
   <w:body>
     <w:p>
       <w:pPr>
@@ -771,6 +771,7 @@
               </w:rPr>
             </w:pPr>
             <w:bookmarkStart w:id="10" w:name="fecha_inicio_contrato"/>
+            <w:bookmarkStart w:id="11" w:name="_Hlk233728025"/>
             <w:bookmarkEnd w:id="10"/>
             <w:r>
               <w:rPr>
@@ -783,7 +784,13 @@
               <w:rPr>
                 <w:rFonts w:ascii="Calibri" w:eastAsia="Calibri" w:hAnsi="Calibri" w:cs="Calibri"/>
               </w:rPr>
-              <w:t>FechaContratacion</w:t>
+              <w:t>Fecha</w:t>
+            </w:r>
+            <w:r>
+              <w:rPr>
+                <w:rFonts w:ascii="Calibri" w:eastAsia="Calibri" w:hAnsi="Calibri" w:cs="Calibri"/>
+              </w:rPr>
+              <w:t>Ingreso</w:t>
             </w:r>
             <w:proofErr w:type="spellEnd"/>
             <w:r>
@@ -792,6 +799,7 @@
               </w:rPr>
               <w:t>]]</w:t>
             </w:r>
+            <w:bookmarkEnd w:id="11"/>
           </w:p>
         </w:tc>
       </w:tr>
@@ -829,10 +837,37 @@
               <w:pStyle w:val="Sinespaciado"/>
               <w:rPr>
                 <w:rFonts w:ascii="Calibri Light" w:hAnsi="Calibri Light" w:cs="Calibri Light"/>
+                <w:lang w:val="en-US"/>
               </w:rPr>
             </w:pPr>
-            <w:bookmarkStart w:id="11" w:name="fecha_fin_contrato"/>
-            <w:bookmarkEnd w:id="11"/>
+            <w:bookmarkStart w:id="12" w:name="fecha_fin_contrato"/>
+            <w:bookmarkEnd w:id="12"/>
+            <w:r>
+              <w:rPr>
+                <w:rFonts w:ascii="Calibri" w:eastAsia="Calibri" w:hAnsi="Calibri" w:cs="Calibri"/>
+              </w:rPr>
+              <w:t>[[</w:t>
+            </w:r>
+            <w:proofErr w:type="spellStart"/>
+            <w:r>
+              <w:rPr>
+                <w:rFonts w:ascii="Calibri" w:eastAsia="Calibri" w:hAnsi="Calibri" w:cs="Calibri"/>
+              </w:rPr>
+              <w:t>Fecha</w:t>
+            </w:r>
+            <w:r>
+              <w:rPr>
+                <w:rFonts w:ascii="Calibri" w:eastAsia="Calibri" w:hAnsi="Calibri" w:cs="Calibri"/>
+              </w:rPr>
+              <w:t>Salida</w:t>
+            </w:r>
+            <w:proofErr w:type="spellEnd"/>
+            <w:r>
+              <w:rPr>
+                <w:rFonts w:ascii="Calibri" w:eastAsia="Calibri" w:hAnsi="Calibri" w:cs="Calibri"/>
+              </w:rPr>
+              <w:t>]]</w:t>
+            </w:r>
           </w:p>
         </w:tc>
       </w:tr>
@@ -987,7 +1022,7 @@
           <w:bCs/>
         </w:rPr>
       </w:pPr>
-      <w:bookmarkStart w:id="12" w:name="_Hlk203128782"/>
+      <w:bookmarkStart w:id="13" w:name="_Hlk203128782"/>
       <w:r>
         <w:rPr>
           <w:rFonts w:ascii="Calibri Light" w:hAnsi="Calibri Light" w:cs="Calibri Light"/>
@@ -1100,23 +1135,7 @@
           <w:rFonts w:ascii="Calibri Light" w:hAnsi="Calibri Light" w:cs="Calibri Light"/>
           <w:bCs/>
         </w:rPr>
-        <w:t xml:space="preserve"> con cédula de </w:t>
-      </w:r>
-      <w:proofErr w:type="gramStart"/>
-      <w:r>
-        <w:rPr>
-          <w:rFonts w:ascii="Calibri Light" w:hAnsi="Calibri Light" w:cs="Calibri Light"/>
-          <w:bCs/>
-        </w:rPr>
-        <w:t>ciudadanía  No</w:t>
-      </w:r>
-      <w:proofErr w:type="gramEnd"/>
-      <w:r>
-        <w:rPr>
-          <w:rFonts w:ascii="Calibri Light" w:hAnsi="Calibri Light" w:cs="Calibri Light"/>
-          <w:bCs/>
-        </w:rPr>
-        <w:t>.</w:t>
+        <w:t xml:space="preserve"> con cédula de ciudadanía No.</w:t>
       </w:r>
       <w:r>
         <w:rPr>
@@ -1162,27 +1181,20 @@
         <w:rPr>
           <w:rFonts w:ascii="Calibri" w:eastAsia="Calibri" w:hAnsi="Calibri" w:cs="Calibri"/>
         </w:rPr>
-        <w:t>CiudadWork</w:t>
+        <w:t>Ciudad</w:t>
+      </w:r>
+      <w:r>
+        <w:rPr>
+          <w:rFonts w:ascii="Calibri" w:eastAsia="Calibri" w:hAnsi="Calibri" w:cs="Calibri"/>
+        </w:rPr>
+        <w:t>Expedicion</w:t>
       </w:r>
       <w:proofErr w:type="spellEnd"/>
       <w:r>
         <w:rPr>
           <w:rFonts w:ascii="Calibri" w:eastAsia="Calibri" w:hAnsi="Calibri" w:cs="Calibri"/>
         </w:rPr>
-        <w:t>]</w:t>
-      </w:r>
-      <w:proofErr w:type="gramStart"/>
-      <w:r>
-        <w:rPr>
-          <w:rFonts w:ascii="Calibri" w:eastAsia="Calibri" w:hAnsi="Calibri" w:cs="Calibri"/>
-        </w:rPr>
-        <w:t>]</w:t>
-      </w:r>
-      <w:r>
-        <w:rPr>
-          <w:rFonts w:ascii="Calibri" w:eastAsia="Calibri" w:hAnsi="Calibri" w:cs="Calibri"/>
-        </w:rPr>
-        <w:t xml:space="preserve"> </w:t>
+        <w:t>]]</w:t>
       </w:r>
       <w:r>
         <w:rPr>
@@ -1191,7 +1203,6 @@
         </w:rPr>
         <w:t>,</w:t>
       </w:r>
-      <w:proofErr w:type="gramEnd"/>
       <w:r>
         <w:rPr>
           <w:rFonts w:ascii="Calibri Light" w:hAnsi="Calibri Light" w:cs="Calibri Light"/>
@@ -1550,7 +1561,6 @@
           <w:rFonts w:ascii="Calibri Light" w:hAnsi="Calibri Light" w:cs="Calibri Light"/>
           <w:b/>
           <w:bCs/>
-          <w:highlight w:val="yellow"/>
         </w:rPr>
         <w:t>13 MESES Y 1</w:t>
       </w:r>
@@ -1559,7 +1569,6 @@
           <w:rFonts w:ascii="Calibri Light" w:hAnsi="Calibri Light" w:cs="Calibri Light"/>
           <w:b/>
           <w:bCs/>
-          <w:highlight w:val="yellow"/>
         </w:rPr>
         <w:t>9</w:t>
       </w:r>
@@ -1568,14 +1577,12 @@
           <w:rFonts w:ascii="Calibri Light" w:hAnsi="Calibri Light" w:cs="Calibri Light"/>
           <w:b/>
           <w:bCs/>
-          <w:highlight w:val="yellow"/>
         </w:rPr>
         <w:t xml:space="preserve"> DÍAS</w:t>
       </w:r>
       <w:r>
         <w:rPr>
           <w:rFonts w:ascii="Calibri Light" w:hAnsi="Calibri Light" w:cs="Calibri Light"/>
-          <w:highlight w:val="yellow"/>
         </w:rPr>
         <w:t xml:space="preserve">, comprendidos entre el </w:t>
       </w:r>
@@ -1584,14 +1591,12 @@
           <w:rFonts w:ascii="Calibri Light" w:hAnsi="Calibri Light" w:cs="Calibri Light"/>
           <w:b/>
           <w:bCs/>
-          <w:highlight w:val="yellow"/>
         </w:rPr>
         <w:t>24 DE SEPTIEMBRE DEL 2025</w:t>
       </w:r>
       <w:r>
         <w:rPr>
           <w:rFonts w:ascii="Calibri Light" w:hAnsi="Calibri Light" w:cs="Calibri Light"/>
-          <w:highlight w:val="yellow"/>
         </w:rPr>
         <w:t xml:space="preserve"> fecha de iniciación del Contrato; y el </w:t>
       </w:r>
@@ -1600,21 +1605,18 @@
           <w:rFonts w:ascii="Calibri Light" w:hAnsi="Calibri Light" w:cs="Calibri Light"/>
           <w:b/>
           <w:bCs/>
-          <w:highlight w:val="yellow"/>
         </w:rPr>
         <w:t>12 DE NOVIEMBRE DE 2026</w:t>
       </w:r>
       <w:r>
         <w:rPr>
           <w:rFonts w:ascii="Calibri Light" w:hAnsi="Calibri Light" w:cs="Calibri Light"/>
-          <w:highlight w:val="yellow"/>
         </w:rPr>
         <w:t xml:space="preserve"> fecha de terminación </w:t>
       </w:r>
       <w:r>
         <w:rPr>
           <w:rFonts w:ascii="Calibri Light" w:hAnsi="Calibri Light" w:cs="Calibri Light"/>
-          <w:highlight w:val="yellow"/>
         </w:rPr>
         <w:t>de este</w:t>
       </w:r>
@@ -6709,7 +6711,7 @@
         </w:rPr>
       </w:pPr>
     </w:p>
-    <w:bookmarkEnd w:id="12"/>
+    <w:bookmarkEnd w:id="13"/>
     <w:p>
       <w:pPr>
         <w:spacing w:line="240" w:lineRule="auto"/>
@@ -6733,7 +6735,7 @@
 </file>
 
 <file path=word/endnotes.xml><?xml version="1.0" encoding="utf-8"?>
-<w:endnotes xmlns:wpc="http://schemas.microsoft.com/office/word/2010/wordprocessingCanvas" xmlns:cx="http://schemas.microsoft.com/office/drawing/2014/chartex" xmlns:cx1="http://schemas.microsoft.com/office/drawing/2015/9/8/chartex" xmlns:cx2="http://schemas.microsoft.com/office/drawing/2015/10/21/chartex" xmlns:cx3="http://schemas.microsoft.com/office/drawing/2016/5/9/chartex" xmlns:cx4="http://schemas.microsoft.com/office/drawing/2016/5/10/chartex" xmlns:cx5="http://schemas.microsoft.com/office/drawing/2016/5/11/chartex" xmlns:cx6="http://schemas.microsoft.com/office/drawing/2016/5/12/chartex" xmlns:cx7="http://schemas.microsoft.com/office/drawing/2016/5/13/chartex" xmlns:cx8="http://schemas.microsoft.com/office/drawing/2016/5/14/chartex" xmlns:mc="http://schemas.openxmlformats.org/markup-compatibility/2006" xmlns:aink="http://schemas.microsoft.com/office/drawing/2016/ink" xmlns:am3d="http://schemas.microsoft.com/office/drawing/2017/model3d" xmlns:o="urn:schemas-microsoft-com:office:office" xmlns:r="http://schemas.openxmlformats.org/officeDocument/2006/relationships" xmlns:m="http://schemas.openxmlformats.org/officeDocument/2006/math" xmlns:v="urn:schemas-microsoft-com:vml" xmlns:wp14="http://schemas.microsoft.com/office/word/2010/wordprocessingDrawing" xmlns:wp="http://schemas.openxmlformats.org/drawingml/2006/wordprocessingDrawing" xmlns:w10="urn:schemas-microsoft-com:office:word" xmlns:w="http://schemas.openxmlformats.org/wordprocessingml/2006/main" xmlns:w14="http://schemas.microsoft.com/office/word/2010/wordml" xmlns:w15="http://schemas.microsoft.com/office/word/2012/wordml" xmlns:w16cex="http://schemas.microsoft.com/office/word/2018/wordml/cex" xmlns:w16cid="http://schemas.microsoft.com/office/word/2016/wordml/cid" xmlns:w16="http://schemas.microsoft.com/office/word/2018/wordml" xmlns:w16sdtdh="http://schemas.microsoft.com/office/word/2020/wordml/sdtdatahash" xmlns:w16se="http://schemas.microsoft.com/office/word/2015/wordml/symex" xmlns:wpg="http://schemas.microsoft.com/office/word/2010/wordprocessingGroup" xmlns:wpi="http://schemas.microsoft.com/office/word/2010/wordprocessingInk" xmlns:wne="http://schemas.microsoft.com/office/word/2006/wordml" xmlns:wps="http://schemas.microsoft.com/office/word/2010/wordprocessingShape" mc:Ignorable="w14 w15 w16se w16cid w16 w16cex w16sdtdh wp14">
+<w:endnotes xmlns:wpc="http://schemas.microsoft.com/office/word/2010/wordprocessingCanvas" xmlns:cx="http://schemas.microsoft.com/office/drawing/2014/chartex" xmlns:cx1="http://schemas.microsoft.com/office/drawing/2015/9/8/chartex" xmlns:cx2="http://schemas.microsoft.com/office/drawing/2015/10/21/chartex" xmlns:cx3="http://schemas.microsoft.com/office/drawing/2016/5/9/chartex" xmlns:cx4="http://schemas.microsoft.com/office/drawing/2016/5/10/chartex" xmlns:cx5="http://schemas.microsoft.com/office/drawing/2016/5/11/chartex" xmlns:cx6="http://schemas.microsoft.com/office/drawing/2016/5/12/chartex" xmlns:cx7="http://schemas.microsoft.com/office/drawing/2016/5/13/chartex" xmlns:cx8="http://schemas.microsoft.com/office/drawing/2016/5/14/chartex" xmlns:mc="http://schemas.openxmlformats.org/markup-compatibility/2006" xmlns:aink="http://schemas.microsoft.com/office/drawing/2016/ink" xmlns:am3d="http://schemas.microsoft.com/office/drawing/2017/model3d" xmlns:o="urn:schemas-microsoft-com:office:office" xmlns:oel="http://schemas.microsoft.com/office/2019/extlst" xmlns:r="http://schemas.openxmlformats.org/officeDocument/2006/relationships" xmlns:m="http://schemas.openxmlformats.org/officeDocument/2006/math" xmlns:v="urn:schemas-microsoft-com:vml" xmlns:wp14="http://schemas.microsoft.com/office/word/2010/wordprocessingDrawing" xmlns:wp="http://schemas.openxmlformats.org/drawingml/2006/wordprocessingDrawing" xmlns:w10="urn:schemas-microsoft-com:office:word" xmlns:w="http://schemas.openxmlformats.org/wordprocessingml/2006/main" xmlns:w14="http://schemas.microsoft.com/office/word/2010/wordml" xmlns:w15="http://schemas.microsoft.com/office/word/2012/wordml" xmlns:w16cex="http://schemas.microsoft.com/office/word/2018/wordml/cex" xmlns:w16cid="http://schemas.microsoft.com/office/word/2016/wordml/cid" xmlns:w16="http://schemas.microsoft.com/office/word/2018/wordml" xmlns:w16sdtdh="http://schemas.microsoft.com/office/word/2020/wordml/sdtdatahash" xmlns:w16se="http://schemas.microsoft.com/office/word/2015/wordml/symex" xmlns:wpg="http://schemas.microsoft.com/office/word/2010/wordprocessingGroup" xmlns:wpi="http://schemas.microsoft.com/office/word/2010/wordprocessingInk" xmlns:wne="http://schemas.microsoft.com/office/word/2006/wordml" xmlns:wps="http://schemas.microsoft.com/office/word/2010/wordprocessingShape" mc:Ignorable="w14 w15 w16se w16cid w16 w16cex w16sdtdh wp14">
   <w:endnote w:type="separator" w:id="-1">
     <w:p>
       <w:pPr>
@@ -6765,7 +6767,7 @@
 </file>
 
 <file path=word/footer1.xml><?xml version="1.0" encoding="utf-8"?>
-<w:ftr xmlns:wpc="http://schemas.microsoft.com/office/word/2010/wordprocessingCanvas" xmlns:cx="http://schemas.microsoft.com/office/drawing/2014/chartex" xmlns:cx1="http://schemas.microsoft.com/office/drawing/2015/9/8/chartex" xmlns:cx2="http://schemas.microsoft.com/office/drawing/2015/10/21/chartex" xmlns:cx3="http://schemas.microsoft.com/office/drawing/2016/5/9/chartex" xmlns:cx4="http://schemas.microsoft.com/office/drawing/2016/5/10/chartex" xmlns:cx5="http://schemas.microsoft.com/office/drawing/2016/5/11/chartex" xmlns:cx6="http://schemas.microsoft.com/office/drawing/2016/5/12/chartex" xmlns:cx7="http://schemas.microsoft.com/office/drawing/2016/5/13/chartex" xmlns:cx8="http://schemas.microsoft.com/office/drawing/2016/5/14/chartex" xmlns:mc="http://schemas.openxmlformats.org/markup-compatibility/2006" xmlns:aink="http://schemas.microsoft.com/office/drawing/2016/ink" xmlns:am3d="http://schemas.microsoft.com/office/drawing/2017/model3d" xmlns:o="urn:schemas-microsoft-com:office:office" xmlns:r="http://schemas.openxmlformats.org/officeDocument/2006/relationships" xmlns:m="http://schemas.openxmlformats.org/officeDocument/2006/math" xmlns:v="urn:schemas-microsoft-com:vml" xmlns:wp14="http://schemas.microsoft.com/office/word/2010/wordprocessingDrawing" xmlns:wp="http://schemas.openxmlformats.org/drawingml/2006/wordprocessingDrawing" xmlns:w10="urn:schemas-microsoft-com:office:word" xmlns:w="http://schemas.openxmlformats.org/wordprocessingml/2006/main" xmlns:w14="http://schemas.microsoft.com/office/word/2010/wordml" xmlns:w15="http://schemas.microsoft.com/office/word/2012/wordml" xmlns:w16cex="http://schemas.microsoft.com/office/word/2018/wordml/cex" xmlns:w16cid="http://schemas.microsoft.com/office/word/2016/wordml/cid" xmlns:w16="http://schemas.microsoft.com/office/word/2018/wordml" xmlns:w16sdtdh="http://schemas.microsoft.com/office/word/2020/wordml/sdtdatahash" xmlns:w16se="http://schemas.microsoft.com/office/word/2015/wordml/symex" xmlns:wpg="http://schemas.microsoft.com/office/word/2010/wordprocessingGroup" xmlns:wpi="http://schemas.microsoft.com/office/word/2010/wordprocessingInk" xmlns:wne="http://schemas.microsoft.com/office/word/2006/wordml" xmlns:wps="http://schemas.microsoft.com/office/word/2010/wordprocessingShape" mc:Ignorable="w14 w15 w16se w16cid w16 w16cex w16sdtdh wp14">
+<w:ftr xmlns:wpc="http://schemas.microsoft.com/office/word/2010/wordprocessingCanvas" xmlns:cx="http://schemas.microsoft.com/office/drawing/2014/chartex" xmlns:cx1="http://schemas.microsoft.com/office/drawing/2015/9/8/chartex" xmlns:cx2="http://schemas.microsoft.com/office/drawing/2015/10/21/chartex" xmlns:cx3="http://schemas.microsoft.com/office/drawing/2016/5/9/chartex" xmlns:cx4="http://schemas.microsoft.com/office/drawing/2016/5/10/chartex" xmlns:cx5="http://schemas.microsoft.com/office/drawing/2016/5/11/chartex" xmlns:cx6="http://schemas.microsoft.com/office/drawing/2016/5/12/chartex" xmlns:cx7="http://schemas.microsoft.com/office/drawing/2016/5/13/chartex" xmlns:cx8="http://schemas.microsoft.com/office/drawing/2016/5/14/chartex" xmlns:mc="http://schemas.openxmlformats.org/markup-compatibility/2006" xmlns:aink="http://schemas.microsoft.com/office/drawing/2016/ink" xmlns:am3d="http://schemas.microsoft.com/office/drawing/2017/model3d" xmlns:o="urn:schemas-microsoft-com:office:office" xmlns:oel="http://schemas.microsoft.com/office/2019/extlst" xmlns:r="http://schemas.openxmlformats.org/officeDocument/2006/relationships" xmlns:m="http://schemas.openxmlformats.org/officeDocument/2006/math" xmlns:v="urn:schemas-microsoft-com:vml" xmlns:wp14="http://schemas.microsoft.com/office/word/2010/wordprocessingDrawing" xmlns:wp="http://schemas.openxmlformats.org/drawingml/2006/wordprocessingDrawing" xmlns:w10="urn:schemas-microsoft-com:office:word" xmlns:w="http://schemas.openxmlformats.org/wordprocessingml/2006/main" xmlns:w14="http://schemas.microsoft.com/office/word/2010/wordml" xmlns:w15="http://schemas.microsoft.com/office/word/2012/wordml" xmlns:w16cex="http://schemas.microsoft.com/office/word/2018/wordml/cex" xmlns:w16cid="http://schemas.microsoft.com/office/word/2016/wordml/cid" xmlns:w16="http://schemas.microsoft.com/office/word/2018/wordml" xmlns:w16sdtdh="http://schemas.microsoft.com/office/word/2020/wordml/sdtdatahash" xmlns:w16se="http://schemas.microsoft.com/office/word/2015/wordml/symex" xmlns:wpg="http://schemas.microsoft.com/office/word/2010/wordprocessingGroup" xmlns:wpi="http://schemas.microsoft.com/office/word/2010/wordprocessingInk" xmlns:wne="http://schemas.microsoft.com/office/word/2006/wordml" xmlns:wps="http://schemas.microsoft.com/office/word/2010/wordprocessingShape" mc:Ignorable="w14 w15 w16se w16cid w16 w16cex w16sdtdh wp14">
   <w:p>
     <w:pPr>
       <w:pStyle w:val="Piedepgina"/>
@@ -6943,7 +6945,7 @@
 </file>
 
 <file path=word/footnotes.xml><?xml version="1.0" encoding="utf-8"?>
-<w:footnotes xmlns:wpc="http://schemas.microsoft.com/office/word/2010/wordprocessingCanvas" xmlns:cx="http://schemas.microsoft.com/office/drawing/2014/chartex" xmlns:cx1="http://schemas.microsoft.com/office/drawing/2015/9/8/chartex" xmlns:cx2="http://schemas.microsoft.com/office/drawing/2015/10/21/chartex" xmlns:cx3="http://schemas.microsoft.com/office/drawing/2016/5/9/chartex" xmlns:cx4="http://schemas.microsoft.com/office/drawing/2016/5/10/chartex" xmlns:cx5="http://schemas.microsoft.com/office/drawing/2016/5/11/chartex" xmlns:cx6="http://schemas.microsoft.com/office/drawing/2016/5/12/chartex" xmlns:cx7="http://schemas.microsoft.com/office/drawing/2016/5/13/chartex" xmlns:cx8="http://schemas.microsoft.com/office/drawing/2016/5/14/chartex" xmlns:mc="http://schemas.openxmlformats.org/markup-compatibility/2006" xmlns:aink="http://schemas.microsoft.com/office/drawing/2016/ink" xmlns:am3d="http://schemas.microsoft.com/office/drawing/2017/model3d" xmlns:o="urn:schemas-microsoft-com:office:office" xmlns:r="http://schemas.openxmlformats.org/officeDocument/2006/relationships" xmlns:m="http://schemas.openxmlformats.org/officeDocument/2006/math" xmlns:v="urn:schemas-microsoft-com:vml" xmlns:wp14="http://schemas.microsoft.com/office/word/2010/wordprocessingDrawing" xmlns:wp="http://schemas.openxmlformats.org/drawingml/2006/wordprocessingDrawing" xmlns:w10="urn:schemas-microsoft-com:office:word" xmlns:w="http://schemas.openxmlformats.org/wordprocessingml/2006/main" xmlns:w14="http://schemas.microsoft.com/office/word/2010/wordml" xmlns:w15="http://schemas.microsoft.com/office/word/2012/wordml" xmlns:w16cex="http://schemas.microsoft.com/office/word/2018/wordml/cex" xmlns:w16cid="http://schemas.microsoft.com/office/word/2016/wordml/cid" xmlns:w16="http://schemas.microsoft.com/office/word/2018/wordml" xmlns:w16sdtdh="http://schemas.microsoft.com/office/word/2020/wordml/sdtdatahash" xmlns:w16se="http://schemas.microsoft.com/office/word/2015/wordml/symex" xmlns:wpg="http://schemas.microsoft.com/office/word/2010/wordprocessingGroup" xmlns:wpi="http://schemas.microsoft.com/office/word/2010/wordprocessingInk" xmlns:wne="http://schemas.microsoft.com/office/word/2006/wordml" xmlns:wps="http://schemas.microsoft.com/office/word/2010/wordprocessingShape" mc:Ignorable="w14 w15 w16se w16cid w16 w16cex w16sdtdh wp14">
+<w:footnotes xmlns:wpc="http://schemas.microsoft.com/office/word/2010/wordprocessingCanvas" xmlns:cx="http://schemas.microsoft.com/office/drawing/2014/chartex" xmlns:cx1="http://schemas.microsoft.com/office/drawing/2015/9/8/chartex" xmlns:cx2="http://schemas.microsoft.com/office/drawing/2015/10/21/chartex" xmlns:cx3="http://schemas.microsoft.com/office/drawing/2016/5/9/chartex" xmlns:cx4="http://schemas.microsoft.com/office/drawing/2016/5/10/chartex" xmlns:cx5="http://schemas.microsoft.com/office/drawing/2016/5/11/chartex" xmlns:cx6="http://schemas.microsoft.com/office/drawing/2016/5/12/chartex" xmlns:cx7="http://schemas.microsoft.com/office/drawing/2016/5/13/chartex" xmlns:cx8="http://schemas.microsoft.com/office/drawing/2016/5/14/chartex" xmlns:mc="http://schemas.openxmlformats.org/markup-compatibility/2006" xmlns:aink="http://schemas.microsoft.com/office/drawing/2016/ink" xmlns:am3d="http://schemas.microsoft.com/office/drawing/2017/model3d" xmlns:o="urn:schemas-microsoft-com:office:office" xmlns:oel="http://schemas.microsoft.com/office/2019/extlst" xmlns:r="http://schemas.openxmlformats.org/officeDocument/2006/relationships" xmlns:m="http://schemas.openxmlformats.org/officeDocument/2006/math" xmlns:v="urn:schemas-microsoft-com:vml" xmlns:wp14="http://schemas.microsoft.com/office/word/2010/wordprocessingDrawing" xmlns:wp="http://schemas.openxmlformats.org/drawingml/2006/wordprocessingDrawing" xmlns:w10="urn:schemas-microsoft-com:office:word" xmlns:w="http://schemas.openxmlformats.org/wordprocessingml/2006/main" xmlns:w14="http://schemas.microsoft.com/office/word/2010/wordml" xmlns:w15="http://schemas.microsoft.com/office/word/2012/wordml" xmlns:w16cex="http://schemas.microsoft.com/office/word/2018/wordml/cex" xmlns:w16cid="http://schemas.microsoft.com/office/word/2016/wordml/cid" xmlns:w16="http://schemas.microsoft.com/office/word/2018/wordml" xmlns:w16sdtdh="http://schemas.microsoft.com/office/word/2020/wordml/sdtdatahash" xmlns:w16se="http://schemas.microsoft.com/office/word/2015/wordml/symex" xmlns:wpg="http://schemas.microsoft.com/office/word/2010/wordprocessingGroup" xmlns:wpi="http://schemas.microsoft.com/office/word/2010/wordprocessingInk" xmlns:wne="http://schemas.microsoft.com/office/word/2006/wordml" xmlns:wps="http://schemas.microsoft.com/office/word/2010/wordprocessingShape" mc:Ignorable="w14 w15 w16se w16cid w16 w16cex w16sdtdh wp14">
   <w:footnote w:type="separator" w:id="-1">
     <w:p>
       <w:pPr>
@@ -6975,7 +6977,7 @@
 </file>
 
 <file path=word/header1.xml><?xml version="1.0" encoding="utf-8"?>
-<w:hdr xmlns:wpc="http://schemas.microsoft.com/office/word/2010/wordprocessingCanvas" xmlns:cx="http://schemas.microsoft.com/office/drawing/2014/chartex" xmlns:cx1="http://schemas.microsoft.com/office/drawing/2015/9/8/chartex" xmlns:cx2="http://schemas.microsoft.com/office/drawing/2015/10/21/chartex" xmlns:cx3="http://schemas.microsoft.com/office/drawing/2016/5/9/chartex" xmlns:cx4="http://schemas.microsoft.com/office/drawing/2016/5/10/chartex" xmlns:cx5="http://schemas.microsoft.com/office/drawing/2016/5/11/chartex" xmlns:cx6="http://schemas.microsoft.com/office/drawing/2016/5/12/chartex" xmlns:cx7="http://schemas.microsoft.com/office/drawing/2016/5/13/chartex" xmlns:cx8="http://schemas.microsoft.com/office/drawing/2016/5/14/chartex" xmlns:mc="http://schemas.openxmlformats.org/markup-compatibility/2006" xmlns:aink="http://schemas.microsoft.com/office/drawing/2016/ink" xmlns:am3d="http://schemas.microsoft.com/office/drawing/2017/model3d" xmlns:o="urn:schemas-microsoft-com:office:office" xmlns:r="http://schemas.openxmlformats.org/officeDocument/2006/relationships" xmlns:m="http://schemas.openxmlformats.org/officeDocument/2006/math" xmlns:v="urn:schemas-microsoft-com:vml" xmlns:wp14="http://schemas.microsoft.com/office/word/2010/wordprocessingDrawing" xmlns:wp="http://schemas.openxmlformats.org/drawingml/2006/wordprocessingDrawing" xmlns:w10="urn:schemas-microsoft-com:office:word" xmlns:w="http://schemas.openxmlformats.org/wordprocessingml/2006/main" xmlns:w14="http://schemas.microsoft.com/office/word/2010/wordml" xmlns:w15="http://schemas.microsoft.com/office/word/2012/wordml" xmlns:w16cex="http://schemas.microsoft.com/office/word/2018/wordml/cex" xmlns:w16cid="http://schemas.microsoft.com/office/word/2016/wordml/cid" xmlns:w16="http://schemas.microsoft.com/office/word/2018/wordml" xmlns:w16sdtdh="http://schemas.microsoft.com/office/word/2020/wordml/sdtdatahash" xmlns:w16se="http://schemas.microsoft.com/office/word/2015/wordml/symex" xmlns:wpg="http://schemas.microsoft.com/office/word/2010/wordprocessingGroup" xmlns:wpi="http://schemas.microsoft.com/office/word/2010/wordprocessingInk" xmlns:wne="http://schemas.microsoft.com/office/word/2006/wordml" xmlns:wps="http://schemas.microsoft.com/office/word/2010/wordprocessingShape" mc:Ignorable="w14 w15 w16se w16cid w16 w16cex w16sdtdh wp14">
+<w:hdr xmlns:wpc="http://schemas.microsoft.com/office/word/2010/wordprocessingCanvas" xmlns:cx="http://schemas.microsoft.com/office/drawing/2014/chartex" xmlns:cx1="http://schemas.microsoft.com/office/drawing/2015/9/8/chartex" xmlns:cx2="http://schemas.microsoft.com/office/drawing/2015/10/21/chartex" xmlns:cx3="http://schemas.microsoft.com/office/drawing/2016/5/9/chartex" xmlns:cx4="http://schemas.microsoft.com/office/drawing/2016/5/10/chartex" xmlns:cx5="http://schemas.microsoft.com/office/drawing/2016/5/11/chartex" xmlns:cx6="http://schemas.microsoft.com/office/drawing/2016/5/12/chartex" xmlns:cx7="http://schemas.microsoft.com/office/drawing/2016/5/13/chartex" xmlns:cx8="http://schemas.microsoft.com/office/drawing/2016/5/14/chartex" xmlns:mc="http://schemas.openxmlformats.org/markup-compatibility/2006" xmlns:aink="http://schemas.microsoft.com/office/drawing/2016/ink" xmlns:am3d="http://schemas.microsoft.com/office/drawing/2017/model3d" xmlns:o="urn:schemas-microsoft-com:office:office" xmlns:oel="http://schemas.microsoft.com/office/2019/extlst" xmlns:r="http://schemas.openxmlformats.org/officeDocument/2006/relationships" xmlns:m="http://schemas.openxmlformats.org/officeDocument/2006/math" xmlns:v="urn:schemas-microsoft-com:vml" xmlns:wp14="http://schemas.microsoft.com/office/word/2010/wordprocessingDrawing" xmlns:wp="http://schemas.openxmlformats.org/drawingml/2006/wordprocessingDrawing" xmlns:w10="urn:schemas-microsoft-com:office:word" xmlns:w="http://schemas.openxmlformats.org/wordprocessingml/2006/main" xmlns:w14="http://schemas.microsoft.com/office/word/2010/wordml" xmlns:w15="http://schemas.microsoft.com/office/word/2012/wordml" xmlns:w16cex="http://schemas.microsoft.com/office/word/2018/wordml/cex" xmlns:w16cid="http://schemas.microsoft.com/office/word/2016/wordml/cid" xmlns:w16="http://schemas.microsoft.com/office/word/2018/wordml" xmlns:w16sdtdh="http://schemas.microsoft.com/office/word/2020/wordml/sdtdatahash" xmlns:w16se="http://schemas.microsoft.com/office/word/2015/wordml/symex" xmlns:wpg="http://schemas.microsoft.com/office/word/2010/wordprocessingGroup" xmlns:wpi="http://schemas.microsoft.com/office/word/2010/wordprocessingInk" xmlns:wne="http://schemas.microsoft.com/office/word/2006/wordml" xmlns:wps="http://schemas.microsoft.com/office/word/2010/wordprocessingShape" mc:Ignorable="w14 w15 w16se w16cid w16 w16cex w16sdtdh wp14">
   <w:p>
     <w:pPr>
       <w:pStyle w:val="Encabezado"/>
@@ -7088,7 +7090,7 @@
 </file>
 
 <file path=word/numbering.xml><?xml version="1.0" encoding="utf-8"?>
-<w:numbering xmlns:wpc="http://schemas.microsoft.com/office/word/2010/wordprocessingCanvas" xmlns:cx="http://schemas.microsoft.com/office/drawing/2014/chartex" xmlns:cx1="http://schemas.microsoft.com/office/drawing/2015/9/8/chartex" xmlns:cx2="http://schemas.microsoft.com/office/drawing/2015/10/21/chartex" xmlns:cx3="http://schemas.microsoft.com/office/drawing/2016/5/9/chartex" xmlns:cx4="http://schemas.microsoft.com/office/drawing/2016/5/10/chartex" xmlns:cx5="http://schemas.microsoft.com/office/drawing/2016/5/11/chartex" xmlns:cx6="http://schemas.microsoft.com/office/drawing/2016/5/12/chartex" xmlns:cx7="http://schemas.microsoft.com/office/drawing/2016/5/13/chartex" xmlns:cx8="http://schemas.microsoft.com/office/drawing/2016/5/14/chartex" xmlns:mc="http://schemas.openxmlformats.org/markup-compatibility/2006" xmlns:aink="http://schemas.microsoft.com/office/drawing/2016/ink" xmlns:am3d="http://schemas.microsoft.com/office/drawing/2017/model3d" xmlns:o="urn:schemas-microsoft-com:office:office" xmlns:r="http://schemas.openxmlformats.org/officeDocument/2006/relationships" xmlns:m="http://schemas.openxmlformats.org/officeDocument/2006/math" xmlns:v="urn:schemas-microsoft-com:vml" xmlns:wp14="http://schemas.microsoft.com/office/word/2010/wordprocessingDrawing" xmlns:wp="http://schemas.openxmlformats.org/drawingml/2006/wordprocessingDrawing" xmlns:w10="urn:schemas-microsoft-com:office:word" xmlns:w="http://schemas.openxmlformats.org/wordprocessingml/2006/main" xmlns:w14="http://schemas.microsoft.com/office/word/2010/wordml" xmlns:w15="http://schemas.microsoft.com/office/word/2012/wordml" xmlns:w16cex="http://schemas.microsoft.com/office/word/2018/wordml/cex" xmlns:w16cid="http://schemas.microsoft.com/office/word/2016/wordml/cid" xmlns:w16="http://schemas.microsoft.com/office/word/2018/wordml" xmlns:w16sdtdh="http://schemas.microsoft.com/office/word/2020/wordml/sdtdatahash" xmlns:w16se="http://schemas.microsoft.com/office/word/2015/wordml/symex" xmlns:wpg="http://schemas.microsoft.com/office/word/2010/wordprocessingGroup" xmlns:wpi="http://schemas.microsoft.com/office/word/2010/wordprocessingInk" xmlns:wne="http://schemas.microsoft.com/office/word/2006/wordml" xmlns:wps="http://schemas.microsoft.com/office/word/2010/wordprocessingShape" mc:Ignorable="w14 w15 w16se w16cid w16 w16cex w16sdtdh wp14">
+<w:numbering xmlns:wpc="http://schemas.microsoft.com/office/word/2010/wordprocessingCanvas" xmlns:cx="http://schemas.microsoft.com/office/drawing/2014/chartex" xmlns:cx1="http://schemas.microsoft.com/office/drawing/2015/9/8/chartex" xmlns:cx2="http://schemas.microsoft.com/office/drawing/2015/10/21/chartex" xmlns:cx3="http://schemas.microsoft.com/office/drawing/2016/5/9/chartex" xmlns:cx4="http://schemas.microsoft.com/office/drawing/2016/5/10/chartex" xmlns:cx5="http://schemas.microsoft.com/office/drawing/2016/5/11/chartex" xmlns:cx6="http://schemas.microsoft.com/office/drawing/2016/5/12/chartex" xmlns:cx7="http://schemas.microsoft.com/office/drawing/2016/5/13/chartex" xmlns:cx8="http://schemas.microsoft.com/office/drawing/2016/5/14/chartex" xmlns:mc="http://schemas.openxmlformats.org/markup-compatibility/2006" xmlns:aink="http://schemas.microsoft.com/office/drawing/2016/ink" xmlns:am3d="http://schemas.microsoft.com/office/drawing/2017/model3d" xmlns:o="urn:schemas-microsoft-com:office:office" xmlns:oel="http://schemas.microsoft.com/office/2019/extlst" xmlns:r="http://schemas.openxmlformats.org/officeDocument/2006/relationships" xmlns:m="http://schemas.openxmlformats.org/officeDocument/2006/math" xmlns:v="urn:schemas-microsoft-com:vml" xmlns:wp14="http://schemas.microsoft.com/office/word/2010/wordprocessingDrawing" xmlns:wp="http://schemas.openxmlformats.org/drawingml/2006/wordprocessingDrawing" xmlns:w10="urn:schemas-microsoft-com:office:word" xmlns:w="http://schemas.openxmlformats.org/wordprocessingml/2006/main" xmlns:w14="http://schemas.microsoft.com/office/word/2010/wordml" xmlns:w15="http://schemas.microsoft.com/office/word/2012/wordml" xmlns:w16cex="http://schemas.microsoft.com/office/word/2018/wordml/cex" xmlns:w16cid="http://schemas.microsoft.com/office/word/2016/wordml/cid" xmlns:w16="http://schemas.microsoft.com/office/word/2018/wordml" xmlns:w16sdtdh="http://schemas.microsoft.com/office/word/2020/wordml/sdtdatahash" xmlns:w16se="http://schemas.microsoft.com/office/word/2015/wordml/symex" xmlns:wpg="http://schemas.microsoft.com/office/word/2010/wordprocessingGroup" xmlns:wpi="http://schemas.microsoft.com/office/word/2010/wordprocessingInk" xmlns:wne="http://schemas.microsoft.com/office/word/2006/wordml" xmlns:wps="http://schemas.microsoft.com/office/word/2010/wordprocessingShape" mc:Ignorable="w14 w15 w16se w16cid w16 w16cex w16sdtdh wp14">
   <w:abstractNum w:abstractNumId="0" w15:restartNumberingAfterBreak="0">
     <w:nsid w:val="05484FEC"/>
     <w:multiLevelType w:val="hybridMultilevel"/>
@@ -10682,82 +10684,82 @@
       </w:rPr>
     </w:lvl>
   </w:abstractNum>
-  <w:num w:numId="1">
+  <w:num w:numId="1" w16cid:durableId="975599776">
     <w:abstractNumId w:val="32"/>
   </w:num>
-  <w:num w:numId="2">
+  <w:num w:numId="2" w16cid:durableId="687566157">
     <w:abstractNumId w:val="22"/>
   </w:num>
-  <w:num w:numId="3">
+  <w:num w:numId="3" w16cid:durableId="1595162004">
     <w:abstractNumId w:val="28"/>
   </w:num>
-  <w:num w:numId="4">
+  <w:num w:numId="4" w16cid:durableId="2080514293">
     <w:abstractNumId w:val="30"/>
   </w:num>
-  <w:num w:numId="5">
+  <w:num w:numId="5" w16cid:durableId="460345278">
     <w:abstractNumId w:val="4"/>
   </w:num>
-  <w:num w:numId="6">
+  <w:num w:numId="6" w16cid:durableId="469713727">
     <w:abstractNumId w:val="15"/>
   </w:num>
-  <w:num w:numId="7">
+  <w:num w:numId="7" w16cid:durableId="1228689529">
     <w:abstractNumId w:val="17"/>
   </w:num>
-  <w:num w:numId="8">
+  <w:num w:numId="8" w16cid:durableId="452791048">
     <w:abstractNumId w:val="7"/>
   </w:num>
-  <w:num w:numId="9">
+  <w:num w:numId="9" w16cid:durableId="1278558723">
     <w:abstractNumId w:val="14"/>
   </w:num>
-  <w:num w:numId="10">
+  <w:num w:numId="10" w16cid:durableId="393234012">
     <w:abstractNumId w:val="3"/>
   </w:num>
-  <w:num w:numId="11">
+  <w:num w:numId="11" w16cid:durableId="832796286">
     <w:abstractNumId w:val="26"/>
   </w:num>
-  <w:num w:numId="12">
+  <w:num w:numId="12" w16cid:durableId="1888833485">
     <w:abstractNumId w:val="29"/>
   </w:num>
-  <w:num w:numId="13">
+  <w:num w:numId="13" w16cid:durableId="91513130">
     <w:abstractNumId w:val="9"/>
   </w:num>
-  <w:num w:numId="14">
+  <w:num w:numId="14" w16cid:durableId="1798064422">
     <w:abstractNumId w:val="8"/>
   </w:num>
-  <w:num w:numId="15">
+  <w:num w:numId="15" w16cid:durableId="1322662758">
     <w:abstractNumId w:val="21"/>
   </w:num>
-  <w:num w:numId="16">
+  <w:num w:numId="16" w16cid:durableId="1565946814">
     <w:abstractNumId w:val="19"/>
   </w:num>
-  <w:num w:numId="17">
+  <w:num w:numId="17" w16cid:durableId="320700088">
     <w:abstractNumId w:val="16"/>
   </w:num>
-  <w:num w:numId="18">
+  <w:num w:numId="18" w16cid:durableId="1705861217">
     <w:abstractNumId w:val="18"/>
   </w:num>
-  <w:num w:numId="19">
+  <w:num w:numId="19" w16cid:durableId="386151858">
     <w:abstractNumId w:val="0"/>
   </w:num>
-  <w:num w:numId="20">
+  <w:num w:numId="20" w16cid:durableId="1485586647">
     <w:abstractNumId w:val="12"/>
   </w:num>
-  <w:num w:numId="21">
+  <w:num w:numId="21" w16cid:durableId="556864226">
     <w:abstractNumId w:val="20"/>
   </w:num>
-  <w:num w:numId="22">
+  <w:num w:numId="22" w16cid:durableId="1207765063">
     <w:abstractNumId w:val="10"/>
   </w:num>
-  <w:num w:numId="23">
+  <w:num w:numId="23" w16cid:durableId="1219631347">
     <w:abstractNumId w:val="2"/>
   </w:num>
-  <w:num w:numId="24">
+  <w:num w:numId="24" w16cid:durableId="884486043">
     <w:abstractNumId w:val="1"/>
   </w:num>
-  <w:num w:numId="25">
+  <w:num w:numId="25" w16cid:durableId="1027873189">
     <w:abstractNumId w:val="23"/>
   </w:num>
-  <w:num w:numId="26">
+  <w:num w:numId="26" w16cid:durableId="1708679158">
     <w:abstractNumId w:val="13"/>
     <w:lvlOverride w:ilvl="0">
       <w:startOverride w:val="1"/>
@@ -10787,16 +10789,16 @@
       <w:startOverride w:val="1"/>
     </w:lvlOverride>
   </w:num>
-  <w:num w:numId="27">
+  <w:num w:numId="27" w16cid:durableId="2140300520">
     <w:abstractNumId w:val="24"/>
   </w:num>
-  <w:num w:numId="28">
+  <w:num w:numId="28" w16cid:durableId="228927307">
     <w:abstractNumId w:val="5"/>
   </w:num>
-  <w:num w:numId="29">
+  <w:num w:numId="29" w16cid:durableId="739866535">
     <w:abstractNumId w:val="6"/>
   </w:num>
-  <w:num w:numId="30">
+  <w:num w:numId="30" w16cid:durableId="798769474">
     <w:abstractNumId w:val="27"/>
     <w:lvlOverride w:ilvl="0">
       <w:startOverride w:val="1"/>
@@ -10826,7 +10828,7 @@
       <w:startOverride w:val="1"/>
     </w:lvlOverride>
   </w:num>
-  <w:num w:numId="31">
+  <w:num w:numId="31" w16cid:durableId="743183592">
     <w:abstractNumId w:val="25"/>
     <w:lvlOverride w:ilvl="0">
       <w:startOverride w:val="1"/>
@@ -10856,10 +10858,10 @@
       <w:startOverride w:val="1"/>
     </w:lvlOverride>
   </w:num>
-  <w:num w:numId="32">
+  <w:num w:numId="32" w16cid:durableId="1650014098">
     <w:abstractNumId w:val="11"/>
   </w:num>
-  <w:num w:numId="33">
+  <w:num w:numId="33" w16cid:durableId="2017340323">
     <w:abstractNumId w:val="31"/>
   </w:num>
 </w:numbering>
@@ -12131,6 +12133,26 @@
 </file>
 
 <file path=customXml/item1.xml><?xml version="1.0" encoding="utf-8"?>
+<p:properties xmlns:p="http://schemas.microsoft.com/office/2006/metadata/properties" xmlns:xsi="http://www.w3.org/2001/XMLSchema-instance" xmlns:pc="http://schemas.microsoft.com/office/infopath/2007/PartnerControls">
+  <documentManagement>
+    <TaxCatchAll xmlns="066ccb5b-8359-4381-bc69-015bbf4ecd57" xsi:nil="true"/>
+    <lcf76f155ced4ddcb4097134ff3c332f xmlns="d861acd4-5958-4b32-8562-fdadb39bd713">
+      <Terms xmlns="http://schemas.microsoft.com/office/infopath/2007/PartnerControls"/>
+    </lcf76f155ced4ddcb4097134ff3c332f>
+  </documentManagement>
+</p:properties>
+</file>
+
+<file path=customXml/item2.xml><?xml version="1.0" encoding="utf-8"?>
+<?mso-contentType ?>
+<FormTemplates xmlns="http://schemas.microsoft.com/sharepoint/v3/contenttype/forms">
+  <Display>DocumentLibraryForm</Display>
+  <Edit>DocumentLibraryForm</Edit>
+  <New>DocumentLibraryForm</New>
+</FormTemplates>
+</file>
+
+<file path=customXml/item3.xml><?xml version="1.0" encoding="utf-8"?>
 <ct:contentTypeSchema xmlns:ct="http://schemas.microsoft.com/office/2006/metadata/contentType" xmlns:ma="http://schemas.microsoft.com/office/2006/metadata/properties/metaAttributes" ct:_="" ma:_="" ma:contentTypeName="Documento" ma:contentTypeID="0x010100ADC0E8C736599C42A26D8B6E813C34E2" ma:contentTypeVersion="13" ma:contentTypeDescription="Crear nuevo documento." ma:contentTypeScope="" ma:versionID="527b740b011a8c1f4203bc2a72baddff">
   <xsd:schema xmlns:xsd="http://www.w3.org/2001/XMLSchema" xmlns:xs="http://www.w3.org/2001/XMLSchema" xmlns:p="http://schemas.microsoft.com/office/2006/metadata/properties" xmlns:ns2="d861acd4-5958-4b32-8562-fdadb39bd713" xmlns:ns3="066ccb5b-8359-4381-bc69-015bbf4ecd57" targetNamespace="http://schemas.microsoft.com/office/2006/metadata/properties" ma:root="true" ma:fieldsID="82503d6bf42c5ec6721763a5eb501459" ns2:_="" ns3:_="">
     <xsd:import namespace="d861acd4-5958-4b32-8562-fdadb39bd713"/>
@@ -12337,27 +12359,26 @@
 </ct:contentTypeSchema>
 </file>
 
-<file path=customXml/item2.xml><?xml version="1.0" encoding="utf-8"?>
-<?mso-contentType ?>
-<FormTemplates xmlns="http://schemas.microsoft.com/sharepoint/v3/contenttype/forms">
-  <Display>DocumentLibraryForm</Display>
-  <Edit>DocumentLibraryForm</Edit>
-  <New>DocumentLibraryForm</New>
-</FormTemplates>
+<file path=customXml/itemProps1.xml><?xml version="1.0" encoding="utf-8"?>
+<ds:datastoreItem xmlns:ds="http://schemas.openxmlformats.org/officeDocument/2006/customXml" ds:itemID="{C1A1430D-66B4-46C8-9ABC-B4ED2BE74C3C}">
+  <ds:schemaRefs>
+    <ds:schemaRef ds:uri="http://schemas.microsoft.com/office/2006/metadata/properties"/>
+    <ds:schemaRef ds:uri="http://schemas.microsoft.com/office/infopath/2007/PartnerControls"/>
+    <ds:schemaRef ds:uri="066ccb5b-8359-4381-bc69-015bbf4ecd57"/>
+    <ds:schemaRef ds:uri="d861acd4-5958-4b32-8562-fdadb39bd713"/>
+  </ds:schemaRefs>
+</ds:datastoreItem>
 </file>
 
-<file path=customXml/item3.xml><?xml version="1.0" encoding="utf-8"?>
-<p:properties xmlns:p="http://schemas.microsoft.com/office/2006/metadata/properties" xmlns:xsi="http://www.w3.org/2001/XMLSchema-instance" xmlns:pc="http://schemas.microsoft.com/office/infopath/2007/PartnerControls">
-  <documentManagement>
-    <TaxCatchAll xmlns="066ccb5b-8359-4381-bc69-015bbf4ecd57" xsi:nil="true"/>
-    <lcf76f155ced4ddcb4097134ff3c332f xmlns="d861acd4-5958-4b32-8562-fdadb39bd713">
-      <Terms xmlns="http://schemas.microsoft.com/office/infopath/2007/PartnerControls"/>
-    </lcf76f155ced4ddcb4097134ff3c332f>
-  </documentManagement>
-</p:properties>
+<file path=customXml/itemProps2.xml><?xml version="1.0" encoding="utf-8"?>
+<ds:datastoreItem xmlns:ds="http://schemas.openxmlformats.org/officeDocument/2006/customXml" ds:itemID="{9224B5AD-2AA2-4170-B0F2-AB98E2632C94}">
+  <ds:schemaRefs>
+    <ds:schemaRef ds:uri="http://schemas.microsoft.com/sharepoint/v3/contenttype/forms"/>
+  </ds:schemaRefs>
+</ds:datastoreItem>
 </file>
 
-<file path=customXml/itemProps1.xml><?xml version="1.0" encoding="utf-8"?>
+<file path=customXml/itemProps3.xml><?xml version="1.0" encoding="utf-8"?>
 <ds:datastoreItem xmlns:ds="http://schemas.openxmlformats.org/officeDocument/2006/customXml" ds:itemID="{F7124DEF-F927-4FD5-8347-44E7790B27C3}">
   <ds:schemaRefs>
     <ds:schemaRef ds:uri="http://schemas.microsoft.com/office/2006/metadata/contentType"/>
@@ -12374,23 +12395,4 @@
     <ds:schemaRef ds:uri="http://schemas.microsoft.com/internal/obd"/>
   </ds:schemaRefs>
 </ds:datastoreItem>
-</file>
-
-<file path=customXml/itemProps2.xml><?xml version="1.0" encoding="utf-8"?>
-<ds:datastoreItem xmlns:ds="http://schemas.openxmlformats.org/officeDocument/2006/customXml" ds:itemID="{9224B5AD-2AA2-4170-B0F2-AB98E2632C94}">
-  <ds:schemaRefs>
-    <ds:schemaRef ds:uri="http://schemas.microsoft.com/sharepoint/v3/contenttype/forms"/>
-  </ds:schemaRefs>
-</ds:datastoreItem>
-</file>
-
-<file path=customXml/itemProps3.xml><?xml version="1.0" encoding="utf-8"?>
-<ds:datastoreItem xmlns:ds="http://schemas.openxmlformats.org/officeDocument/2006/customXml" ds:itemID="{C1A1430D-66B4-46C8-9ABC-B4ED2BE74C3C}">
-  <ds:schemaRefs>
-    <ds:schemaRef ds:uri="http://schemas.microsoft.com/office/2006/metadata/properties"/>
-    <ds:schemaRef ds:uri="http://schemas.microsoft.com/office/infopath/2007/PartnerControls"/>
-    <ds:schemaRef ds:uri="066ccb5b-8359-4381-bc69-015bbf4ecd57"/>
-    <ds:schemaRef ds:uri="d861acd4-5958-4b32-8562-fdadb39bd713"/>
-  </ds:schemaRefs>
-</ds:datastoreItem>
 </file>